--- a/03_Define_Problem_Statements.docx
+++ b/03_Define_Problem_Statements.docx
@@ -9,9 +9,9 @@
       <w:r>
         <w:rPr>
           <w:b/>
-          <w:sz w:val="32"/>
+          <w:sz w:val="40"/>
         </w:rPr>
-        <w:t>Define Problem Statements</w:t>
+        <w:t>DEFINE PROBLEM STATEMENTS</w:t>
       </w:r>
     </w:p>
     <w:p>
@@ -20,9 +20,336 @@
       </w:pPr>
       <w:r>
         <w:rPr>
-          <w:b/>
+          <w:i/>
+          <w:sz w:val="22"/>
         </w:rPr>
         <w:t>Script-Controlled ACL – Restrict Record Access Based on Field Value</w:t>
+      </w:r>
+    </w:p>
+    <w:tbl>
+      <w:tblPr>
+        <w:tblStyle w:val="TableGrid"/>
+        <w:tblW w:type="auto" w:w="0"/>
+        <w:jc w:val="center"/>
+        <w:tblLook w:firstColumn="1" w:firstRow="1" w:lastColumn="0" w:lastRow="0" w:noHBand="0" w:noVBand="1" w:val="04A0"/>
+      </w:tblPr>
+      <w:tblGrid>
+        <w:gridCol w:w="3312"/>
+        <w:gridCol w:w="3312"/>
+        <w:gridCol w:w="3312"/>
+      </w:tblGrid>
+      <w:tr>
+        <w:tc>
+          <w:tcPr>
+            <w:tcW w:type="dxa" w:w="3312"/>
+            <w:vAlign w:val="center"/>
+          </w:tcPr>
+          <w:p>
+            <w:r/>
+            <w:r>
+              <w:rPr>
+                <w:b/>
+                <w:sz w:val="20"/>
+              </w:rPr>
+              <w:t>Item</w:t>
+            </w:r>
+          </w:p>
+        </w:tc>
+        <w:tc>
+          <w:tcPr>
+            <w:tcW w:type="dxa" w:w="3312"/>
+            <w:vAlign w:val="center"/>
+          </w:tcPr>
+          <w:p>
+            <w:r/>
+            <w:r>
+              <w:rPr>
+                <w:b/>
+                <w:sz w:val="20"/>
+              </w:rPr>
+              <w:t>Problem Statement 1</w:t>
+            </w:r>
+          </w:p>
+        </w:tc>
+        <w:tc>
+          <w:tcPr>
+            <w:tcW w:type="dxa" w:w="3312"/>
+            <w:vAlign w:val="center"/>
+          </w:tcPr>
+          <w:p>
+            <w:r/>
+            <w:r>
+              <w:rPr>
+                <w:b/>
+                <w:sz w:val="20"/>
+              </w:rPr>
+              <w:t>Problem Statement 2</w:t>
+            </w:r>
+          </w:p>
+        </w:tc>
+      </w:tr>
+      <w:tr>
+        <w:tc>
+          <w:tcPr>
+            <w:tcW w:type="dxa" w:w="3312"/>
+            <w:vAlign w:val="center"/>
+          </w:tcPr>
+          <w:p>
+            <w:r/>
+            <w:r>
+              <w:rPr>
+                <w:b w:val="0"/>
+                <w:sz w:val="20"/>
+              </w:rPr>
+              <w:t>User</w:t>
+            </w:r>
+          </w:p>
+        </w:tc>
+        <w:tc>
+          <w:tcPr>
+            <w:tcW w:type="dxa" w:w="3312"/>
+            <w:vAlign w:val="center"/>
+          </w:tcPr>
+          <w:p>
+            <w:r/>
+            <w:r>
+              <w:rPr>
+                <w:b w:val="0"/>
+                <w:sz w:val="20"/>
+              </w:rPr>
+              <w:t>Service Desk / Incident User</w:t>
+            </w:r>
+          </w:p>
+        </w:tc>
+        <w:tc>
+          <w:tcPr>
+            <w:tcW w:type="dxa" w:w="3312"/>
+            <w:vAlign w:val="center"/>
+          </w:tcPr>
+          <w:p>
+            <w:r/>
+            <w:r>
+              <w:rPr>
+                <w:b w:val="0"/>
+                <w:sz w:val="20"/>
+              </w:rPr>
+              <w:t>ServiceNow Administrator</w:t>
+            </w:r>
+          </w:p>
+        </w:tc>
+      </w:tr>
+      <w:tr>
+        <w:tc>
+          <w:tcPr>
+            <w:tcW w:type="dxa" w:w="3312"/>
+            <w:vAlign w:val="center"/>
+          </w:tcPr>
+          <w:p>
+            <w:r/>
+            <w:r>
+              <w:rPr>
+                <w:b w:val="0"/>
+                <w:sz w:val="20"/>
+              </w:rPr>
+              <w:t>Trying to</w:t>
+            </w:r>
+          </w:p>
+        </w:tc>
+        <w:tc>
+          <w:tcPr>
+            <w:tcW w:type="dxa" w:w="3312"/>
+            <w:vAlign w:val="center"/>
+          </w:tcPr>
+          <w:p>
+            <w:r/>
+            <w:r>
+              <w:rPr>
+                <w:b w:val="0"/>
+                <w:sz w:val="20"/>
+              </w:rPr>
+              <w:t>Access Incident records needed for work</w:t>
+            </w:r>
+          </w:p>
+        </w:tc>
+        <w:tc>
+          <w:tcPr>
+            <w:tcW w:type="dxa" w:w="3312"/>
+            <w:vAlign w:val="center"/>
+          </w:tcPr>
+          <w:p>
+            <w:r/>
+            <w:r>
+              <w:rPr>
+                <w:b w:val="0"/>
+                <w:sz w:val="20"/>
+              </w:rPr>
+              <w:t>Apply a field-based access rule</w:t>
+            </w:r>
+          </w:p>
+        </w:tc>
+      </w:tr>
+      <w:tr>
+        <w:tc>
+          <w:tcPr>
+            <w:tcW w:type="dxa" w:w="3312"/>
+            <w:vAlign w:val="center"/>
+          </w:tcPr>
+          <w:p>
+            <w:r/>
+            <w:r>
+              <w:rPr>
+                <w:b w:val="0"/>
+                <w:sz w:val="20"/>
+              </w:rPr>
+              <w:t>But</w:t>
+            </w:r>
+          </w:p>
+        </w:tc>
+        <w:tc>
+          <w:tcPr>
+            <w:tcW w:type="dxa" w:w="3312"/>
+            <w:vAlign w:val="center"/>
+          </w:tcPr>
+          <w:p>
+            <w:r/>
+            <w:r>
+              <w:rPr>
+                <w:b w:val="0"/>
+                <w:sz w:val="20"/>
+              </w:rPr>
+              <w:t>All records may appear accessible under broad ACL rules</w:t>
+            </w:r>
+          </w:p>
+        </w:tc>
+        <w:tc>
+          <w:tcPr>
+            <w:tcW w:type="dxa" w:w="3312"/>
+            <w:vAlign w:val="center"/>
+          </w:tcPr>
+          <w:p>
+            <w:r/>
+            <w:r>
+              <w:rPr>
+                <w:b w:val="0"/>
+                <w:sz w:val="20"/>
+              </w:rPr>
+              <w:t>Static role-only rules cannot express every record condition</w:t>
+            </w:r>
+          </w:p>
+        </w:tc>
+      </w:tr>
+      <w:tr>
+        <w:tc>
+          <w:tcPr>
+            <w:tcW w:type="dxa" w:w="3312"/>
+            <w:vAlign w:val="center"/>
+          </w:tcPr>
+          <w:p>
+            <w:r/>
+            <w:r>
+              <w:rPr>
+                <w:b w:val="0"/>
+                <w:sz w:val="20"/>
+              </w:rPr>
+              <w:t>Because</w:t>
+            </w:r>
+          </w:p>
+        </w:tc>
+        <w:tc>
+          <w:tcPr>
+            <w:tcW w:type="dxa" w:w="3312"/>
+            <w:vAlign w:val="center"/>
+          </w:tcPr>
+          <w:p>
+            <w:r/>
+            <w:r>
+              <w:rPr>
+                <w:b w:val="0"/>
+                <w:sz w:val="20"/>
+              </w:rPr>
+              <w:t>Access is not sufficiently controlled according to individual record conditions</w:t>
+            </w:r>
+          </w:p>
+        </w:tc>
+        <w:tc>
+          <w:tcPr>
+            <w:tcW w:type="dxa" w:w="3312"/>
+            <w:vAlign w:val="center"/>
+          </w:tcPr>
+          <w:p>
+            <w:r/>
+            <w:r>
+              <w:rPr>
+                <w:b w:val="0"/>
+                <w:sz w:val="20"/>
+              </w:rPr>
+              <w:t>Incident record values can change the required access decision</w:t>
+            </w:r>
+          </w:p>
+        </w:tc>
+      </w:tr>
+      <w:tr>
+        <w:tc>
+          <w:tcPr>
+            <w:tcW w:type="dxa" w:w="3312"/>
+            <w:vAlign w:val="center"/>
+          </w:tcPr>
+          <w:p>
+            <w:r/>
+            <w:r>
+              <w:rPr>
+                <w:b w:val="0"/>
+                <w:sz w:val="20"/>
+              </w:rPr>
+              <w:t>Impact</w:t>
+            </w:r>
+          </w:p>
+        </w:tc>
+        <w:tc>
+          <w:tcPr>
+            <w:tcW w:type="dxa" w:w="3312"/>
+            <w:vAlign w:val="center"/>
+          </w:tcPr>
+          <w:p>
+            <w:r/>
+            <w:r>
+              <w:rPr>
+                <w:b w:val="0"/>
+                <w:sz w:val="20"/>
+              </w:rPr>
+              <w:t>Sensitive or restricted records may be exposed</w:t>
+            </w:r>
+          </w:p>
+        </w:tc>
+        <w:tc>
+          <w:tcPr>
+            <w:tcW w:type="dxa" w:w="3312"/>
+            <w:vAlign w:val="center"/>
+          </w:tcPr>
+          <w:p>
+            <w:r/>
+            <w:r>
+              <w:rPr>
+                <w:b w:val="0"/>
+                <w:sz w:val="20"/>
+              </w:rPr>
+              <w:t>Manual administration and security risks increase</w:t>
+            </w:r>
+          </w:p>
+        </w:tc>
+      </w:tr>
+    </w:tbl>
+    <w:p>
+      <w:pPr>
+        <w:pStyle w:val="Heading1"/>
+      </w:pPr>
+      <w:r>
+        <w:t>Selected Problem Focus</w:t>
+      </w:r>
+    </w:p>
+    <w:p>
+      <w:r>
+        <w:t>Restrict Incident record access dynamically by evaluating a selected field value in a ServiceNow Script-Controlled ACL. The ACL should return true only when the configured access condition is satisfied, while unauthorized cases are denied.</w:t>
       </w:r>
     </w:p>
     <w:p>
@@ -30,75 +357,40 @@
         <w:pStyle w:val="Heading1"/>
       </w:pPr>
       <w:r>
-        <w:t>Project Details</w:t>
+        <w:t>Problem Summary</w:t>
       </w:r>
     </w:p>
     <w:p>
       <w:r>
-        <w:t>Project Title: Script-Controlled ACL – Restrict Record Access Based on Field Value</w:t>
-      </w:r>
-    </w:p>
-    <w:p>
-      <w:r>
-        <w:t>Project Area: ServiceNow Administrator – Incident Access Control</w:t>
-      </w:r>
-    </w:p>
-    <w:p>
-      <w:pPr>
-        <w:pStyle w:val="Heading1"/>
-      </w:pPr>
-      <w:r>
-        <w:t>Project Content</w:t>
-      </w:r>
-    </w:p>
-    <w:p>
-      <w:pPr>
-        <w:pStyle w:val="ListBullet"/>
-      </w:pPr>
-      <w:r>
-        <w:t>Main problem statement: How can ServiceNow restrict access to Incident records dynamically according to a field value instead of relying only on general role access?</w:t>
-      </w:r>
-    </w:p>
-    <w:p>
-      <w:pPr>
-        <w:pStyle w:val="ListBullet"/>
-      </w:pPr>
-      <w:r>
-        <w:t>Problem 1: General role-based access may be too broad for record-specific restrictions.</w:t>
-      </w:r>
-    </w:p>
-    <w:p>
-      <w:pPr>
-        <w:pStyle w:val="ListBullet"/>
-      </w:pPr>
-      <w:r>
-        <w:t>Problem 2: Sensitive Incident records may require additional protection.</w:t>
-      </w:r>
-    </w:p>
-    <w:p>
-      <w:pPr>
-        <w:pStyle w:val="ListBullet"/>
-      </w:pPr>
-      <w:r>
-        <w:t>Problem 3: Different field values may require different access outcomes.</w:t>
-      </w:r>
-    </w:p>
-    <w:p>
-      <w:pPr>
-        <w:pStyle w:val="ListBullet"/>
-      </w:pPr>
-      <w:r>
-        <w:t>Objective: Implement a Script-Controlled ACL that evaluates the selected Incident field and returns an allow/deny decision.</w:t>
+        <w:t>Traditional role-based access control may not be sufficient when access depends on the actual data stored in an Incident record. Therefore, a field-value-based scripted ACL is proposed to provide dynamic and controlled record access.</w:t>
       </w:r>
     </w:p>
     <w:sectPr>
+      <w:footerReference w:type="default" r:id="rId9"/>
       <w:pgSz w:w="12240" w:h="15840"/>
-      <w:pgMar w:top="1440" w:right="1800" w:bottom="1440" w:left="1800" w:header="720" w:footer="720" w:gutter="0"/>
+      <w:pgMar w:top="1008" w:right="1152" w:bottom="1008" w:left="1152" w:header="720" w:footer="720" w:gutter="0"/>
       <w:cols w:space="720"/>
       <w:docGrid w:linePitch="360"/>
     </w:sectPr>
   </w:body>
 </w:document>
+</file>
+
+<file path=word/footer1.xml><?xml version="1.0" encoding="utf-8"?>
+<w:ftr xmlns:m="http://schemas.openxmlformats.org/officeDocument/2006/math" xmlns:mc="http://schemas.openxmlformats.org/markup-compatibility/2006" xmlns:mo="http://schemas.microsoft.com/office/mac/office/2008/main" xmlns:mv="urn:schemas-microsoft-com:mac:vml" xmlns:o="urn:schemas-microsoft-com:office:office" xmlns:r="http://schemas.openxmlformats.org/officeDocument/2006/relationships" xmlns:v="urn:schemas-microsoft-com:vml" xmlns:w10="urn:schemas-microsoft-com:office:word" xmlns:w14="http://schemas.microsoft.com/office/word/2010/wordml" xmlns:w="http://schemas.openxmlformats.org/wordprocessingml/2006/main" xmlns:wne="http://schemas.microsoft.com/office/word/2006/wordml" xmlns:wp14="http://schemas.microsoft.com/office/word/2010/wordprocessingDrawing" xmlns:wp="http://schemas.openxmlformats.org/drawingml/2006/wordprocessingDrawing" xmlns:wpc="http://schemas.microsoft.com/office/word/2010/wordprocessingCanvas" xmlns:wpg="http://schemas.microsoft.com/office/word/2010/wordprocessingGroup" xmlns:wpi="http://schemas.microsoft.com/office/word/2010/wordprocessingInk" xmlns:wps="http://schemas.microsoft.com/office/word/2010/wordprocessingShape" mc:Ignorable="w14 wp14">
+  <w:p>
+    <w:pPr>
+      <w:pStyle w:val="Footer"/>
+      <w:jc w:val="center"/>
+    </w:pPr>
+    <w:r>
+      <w:rPr>
+        <w:sz w:val="16"/>
+      </w:rPr>
+      <w:t>Script-Controlled ACL Project</w:t>
+    </w:r>
+  </w:p>
+</w:ftr>
 </file>
 
 <file path=word/numbering.xml><?xml version="1.0" encoding="utf-8"?>
@@ -466,7 +758,7 @@
     <w:rsid w:val="00FC693F"/>
     <w:rPr>
       <w:rFonts w:ascii="Arial" w:hAnsi="Arial"/>
-      <w:sz w:val="22"/>
+      <w:sz w:val="21"/>
     </w:rPr>
   </w:style>
   <w:style w:type="paragraph" w:styleId="Header">
@@ -528,11 +820,11 @@
       <w:outlineLvl w:val="0"/>
     </w:pPr>
     <w:rPr>
-      <w:rFonts w:asciiTheme="majorHAnsi" w:eastAsiaTheme="majorEastAsia" w:hAnsiTheme="majorHAnsi" w:cstheme="majorBidi"/>
+      <w:rFonts w:asciiTheme="majorHAnsi" w:eastAsiaTheme="majorEastAsia" w:hAnsiTheme="majorHAnsi" w:cstheme="majorBidi" w:ascii="Arial" w:hAnsi="Arial"/>
       <w:b/>
       <w:bCs/>
       <w:color w:val="365F91" w:themeColor="accent1" w:themeShade="BF"/>
-      <w:sz w:val="28"/>
+      <w:sz w:val="32"/>
       <w:szCs w:val="28"/>
     </w:rPr>
   </w:style>
@@ -552,7 +844,7 @@
       <w:outlineLvl w:val="1"/>
     </w:pPr>
     <w:rPr>
-      <w:rFonts w:asciiTheme="majorHAnsi" w:eastAsiaTheme="majorEastAsia" w:hAnsiTheme="majorHAnsi" w:cstheme="majorBidi"/>
+      <w:rFonts w:asciiTheme="majorHAnsi" w:eastAsiaTheme="majorEastAsia" w:hAnsiTheme="majorHAnsi" w:cstheme="majorBidi" w:ascii="Arial" w:hAnsi="Arial"/>
       <w:b/>
       <w:bCs/>
       <w:color w:val="4F81BD" w:themeColor="accent1"/>
@@ -576,10 +868,11 @@
       <w:outlineLvl w:val="2"/>
     </w:pPr>
     <w:rPr>
-      <w:rFonts w:asciiTheme="majorHAnsi" w:eastAsiaTheme="majorEastAsia" w:hAnsiTheme="majorHAnsi" w:cstheme="majorBidi"/>
+      <w:rFonts w:asciiTheme="majorHAnsi" w:eastAsiaTheme="majorEastAsia" w:hAnsiTheme="majorHAnsi" w:cstheme="majorBidi" w:ascii="Arial" w:hAnsi="Arial"/>
       <w:b/>
       <w:bCs/>
       <w:color w:val="4F81BD" w:themeColor="accent1"/>
+      <w:sz w:val="22"/>
     </w:rPr>
   </w:style>
   <w:style w:type="paragraph" w:styleId="Heading4">
@@ -817,11 +1110,11 @@
       <w:contextualSpacing/>
     </w:pPr>
     <w:rPr>
-      <w:rFonts w:asciiTheme="majorHAnsi" w:eastAsiaTheme="majorEastAsia" w:hAnsiTheme="majorHAnsi" w:cstheme="majorBidi"/>
+      <w:rFonts w:asciiTheme="majorHAnsi" w:eastAsiaTheme="majorEastAsia" w:hAnsiTheme="majorHAnsi" w:cstheme="majorBidi" w:ascii="Arial" w:hAnsi="Arial"/>
       <w:color w:val="17365D" w:themeColor="text2" w:themeShade="BF"/>
       <w:spacing w:val="5"/>
       <w:kern w:val="28"/>
-      <w:sz w:val="52"/>
+      <w:sz w:val="40"/>
       <w:szCs w:val="52"/>
     </w:rPr>
   </w:style>
